--- a/CODELAB/MODUL 2/LAPORAN PRAKTIKUM CODELAB PROMLAN MODUL 2[1].docx
+++ b/CODELAB/MODUL 2/LAPORAN PRAKTIKUM CODELAB PROMLAN MODUL 2[1].docx
@@ -1788,7 +1788,25 @@
         <w:pStyle w:val="BodyText"/>
       </w:pPr>
     </w:p>
-    <w:p/>
+    <w:p>
+      <w:pPr>
+        <w:rPr>
+          <w:lang w:val="en-US"/>
+        </w:rPr>
+      </w:pPr>
+      <w:r>
+        <w:rPr>
+          <w:lang w:val="en-US"/>
+        </w:rPr>
+        <w:t xml:space="preserve">LINK REPOSITORY : </w:t>
+      </w:r>
+      <w:r>
+        <w:rPr>
+          <w:lang w:val="en-US"/>
+        </w:rPr>
+        <w:t>https://github.com/nurnikmaputri/D-PROMLAN_E_PUTRI_292.git</w:t>
+      </w:r>
+    </w:p>
     <w:sectPr>
       <w:pgSz w:w="11910" w:h="16840"/>
       <w:pgMar w:top="1360" w:right="1700" w:bottom="920" w:left="1700" w:header="728" w:footer="727" w:gutter="0"/>
